--- a/examples/prediction/doc/12-warma-regression.docx
+++ b/examples/prediction/doc/12-warma-regression.docx
@@ -336,7 +336,7 @@
         <w:rPr>
           <w:rStyle w:val="VerbatimChar"/>
         </w:rPr>
-        <w:t xml:space="preserve">##             t9        t8        t7        t6        t5        t4        t3</w:t>
+        <w:t xml:space="preserve">##             t9        t8        t7        t6        t5        t4        t3        t2        t1        t0</w:t>
       </w:r>
       <w:r>
         <w:br/>
@@ -345,7 +345,7 @@
         <w:rPr>
           <w:rStyle w:val="VerbatimChar"/>
         </w:rPr>
-        <w:t xml:space="preserve">## [1,] 0.0000000 0.2474040 0.4794255 0.6816388 0.8414710 0.9489846 0.9974950</w:t>
+        <w:t xml:space="preserve">## [1,] 0.0000000 0.2474040 0.4794255 0.6816388 0.8414710 0.9489846 0.9974950 0.9839859 0.9092974 0.7780732</w:t>
       </w:r>
       <w:r>
         <w:br/>
@@ -354,7 +354,7 @@
         <w:rPr>
           <w:rStyle w:val="VerbatimChar"/>
         </w:rPr>
-        <w:t xml:space="preserve">## [2,] 0.2474040 0.4794255 0.6816388 0.8414710 0.9489846 0.9974950 0.9839859</w:t>
+        <w:t xml:space="preserve">## [2,] 0.2474040 0.4794255 0.6816388 0.8414710 0.9489846 0.9974950 0.9839859 0.9092974 0.7780732 0.5984721</w:t>
       </w:r>
       <w:r>
         <w:br/>
@@ -363,43 +363,7 @@
         <w:rPr>
           <w:rStyle w:val="VerbatimChar"/>
         </w:rPr>
-        <w:t xml:space="preserve">## [3,] 0.4794255 0.6816388 0.8414710 0.9489846 0.9974950 0.9839859 0.9092974</w:t>
-      </w:r>
-      <w:r>
-        <w:br/>
-      </w:r>
-      <w:r>
-        <w:rPr>
-          <w:rStyle w:val="VerbatimChar"/>
-        </w:rPr>
-        <w:t xml:space="preserve">##             t2        t1        t0</w:t>
-      </w:r>
-      <w:r>
-        <w:br/>
-      </w:r>
-      <w:r>
-        <w:rPr>
-          <w:rStyle w:val="VerbatimChar"/>
-        </w:rPr>
-        <w:t xml:space="preserve">## [1,] 0.9839859 0.9092974 0.7780732</w:t>
-      </w:r>
-      <w:r>
-        <w:br/>
-      </w:r>
-      <w:r>
-        <w:rPr>
-          <w:rStyle w:val="VerbatimChar"/>
-        </w:rPr>
-        <w:t xml:space="preserve">## [2,] 0.9092974 0.7780732 0.5984721</w:t>
-      </w:r>
-      <w:r>
-        <w:br/>
-      </w:r>
-      <w:r>
-        <w:rPr>
-          <w:rStyle w:val="VerbatimChar"/>
-        </w:rPr>
-        <w:t xml:space="preserve">## [3,] 0.7780732 0.5984721 0.3816610</w:t>
+        <w:t xml:space="preserve">## [3,] 0.4794255 0.6816388 0.8414710 0.9489846 0.9974950 0.9839859 0.9092974 0.7780732 0.5984721 0.3816610</w:t>
       </w:r>
     </w:p>
     <w:p>

--- a/examples/prediction/doc/12-warma-regression.docx
+++ b/examples/prediction/doc/12-warma-regression.docx
@@ -555,7 +555,7 @@
               <a:graphicData uri="http://schemas.openxmlformats.org/drawingml/2006/picture">
                 <pic:pic>
                   <pic:nvPicPr>
-                    <pic:cNvPr descr="C:\Git\cefet-rj-dal\tspredit\examples\prediction\doc\12-warma-regression_files/716a4d1e457f97618aa46ca41f6f38e17df76816.png" id="11" name="Picture"/>
+                    <pic:cNvPr descr="C:\Git\dal\tspredit\examples\prediction\doc\12-warma-regression_files/716a4d1e457f97618aa46ca41f6f38e17df76816.png" id="11" name="Picture"/>
                     <pic:cNvPicPr>
                       <a:picLocks noChangeArrowheads="1" noChangeAspect="1"/>
                     </pic:cNvPicPr>
@@ -1979,7 +1979,7 @@
               <a:graphicData uri="http://schemas.openxmlformats.org/drawingml/2006/picture">
                 <pic:pic>
                   <pic:nvPicPr>
-                    <pic:cNvPr descr="C:\Git\cefet-rj-dal\tspredit\examples\prediction\doc\12-warma-regression_files/6ab71d77af2981cfbf6856f4e776584fde2fefae.png" id="14" name="Picture"/>
+                    <pic:cNvPr descr="C:\Git\dal\tspredit\examples\prediction\doc\12-warma-regression_files/6ab71d77af2981cfbf6856f4e776584fde2fefae.png" id="14" name="Picture"/>
                     <pic:cNvPicPr>
                       <a:picLocks noChangeArrowheads="1" noChangeAspect="1"/>
                     </pic:cNvPicPr>
